--- a/Docs/04_[KLTN - 86] Product-Backlog.docx
+++ b/Docs/04_[KLTN - 86] Product-Backlog.docx
@@ -834,11 +834,7 @@
               <w:spacing w:line="360" w:lineRule="auto"/>
             </w:pPr>
             <w:r>
-              <w:rPr>
-                <w:sz w:val="24"/>
-                <w:szCs w:val="24"/>
-              </w:rPr>
-              <w:t>12/03/2026</w:t>
+              <w:t>18/03/2026</w:t>
             </w:r>
           </w:p>
         </w:tc>
@@ -873,32 +869,10 @@
               <w:spacing w:line="360" w:lineRule="auto"/>
             </w:pPr>
             <w:r>
-              <w:rPr>
-                <w:sz w:val="24"/>
-                <w:szCs w:val="24"/>
-              </w:rPr>
-              <w:t>15</w:t>
-            </w:r>
-            <w:r>
-              <w:rPr>
-                <w:sz w:val="24"/>
-                <w:szCs w:val="24"/>
-              </w:rPr>
-              <w:t>/</w:t>
-            </w:r>
-            <w:r>
-              <w:rPr>
-                <w:sz w:val="24"/>
-                <w:szCs w:val="24"/>
-              </w:rPr>
-              <w:t>05</w:t>
-            </w:r>
-            <w:r>
-              <w:rPr>
-                <w:sz w:val="24"/>
-                <w:szCs w:val="24"/>
-              </w:rPr>
-              <w:t>/2026</w:t>
+              <w:t>20</w:t>
+            </w:r>
+            <w:r>
+              <w:t>/03/2026</w:t>
             </w:r>
           </w:p>
         </w:tc>
@@ -984,15 +958,7 @@
               <w:rPr>
                 <w:lang w:val="en-US"/>
               </w:rPr>
-              <w:t xml:space="preserve">ThS. </w:t>
-            </w:r>
-            <w:r>
-              <w:rPr>
-                <w:sz w:val="24"/>
-                <w:szCs w:val="24"/>
-                <w:lang w:val="en-US"/>
-              </w:rPr>
-              <w:t>Trần Bàn Thạch</w:t>
+              <w:t>ThS. Trần Bàn Thạch</w:t>
             </w:r>
           </w:p>
           <w:p>
@@ -1076,8 +1042,6 @@
             </w:pPr>
             <w:r>
               <w:rPr>
-                <w:sz w:val="24"/>
-                <w:szCs w:val="24"/>
                 <w:lang w:val="en-US"/>
               </w:rPr>
               <w:t>Trần Bàn Thạch</w:t>
@@ -1150,10 +1114,6 @@
               </w:rPr>
             </w:pPr>
             <w:r>
-              <w:rPr>
-                <w:sz w:val="24"/>
-                <w:szCs w:val="24"/>
-              </w:rPr>
               <w:t>Nguyễn Nhật Hoàng</w:t>
             </w:r>
           </w:p>
@@ -1170,10 +1130,6 @@
               </w:rPr>
             </w:pPr>
             <w:r>
-              <w:rPr>
-                <w:sz w:val="24"/>
-                <w:szCs w:val="24"/>
-              </w:rPr>
               <w:t>hoangnguyenggggg11@gmail.com</w:t>
             </w:r>
           </w:p>
@@ -1190,10 +1146,6 @@
               </w:rPr>
             </w:pPr>
             <w:r>
-              <w:rPr>
-                <w:sz w:val="24"/>
-                <w:szCs w:val="24"/>
-              </w:rPr>
               <w:t>0372659323</w:t>
             </w:r>
           </w:p>
@@ -1235,10 +1187,6 @@
               <w:jc w:val="left"/>
             </w:pPr>
             <w:r>
-              <w:rPr>
-                <w:sz w:val="24"/>
-                <w:szCs w:val="24"/>
-              </w:rPr>
               <w:t>Nguyễn Thị Thu Hà</w:t>
             </w:r>
           </w:p>
@@ -1252,10 +1200,6 @@
               <w:spacing w:line="360" w:lineRule="auto"/>
             </w:pPr>
             <w:r>
-              <w:rPr>
-                <w:sz w:val="24"/>
-                <w:szCs w:val="24"/>
-              </w:rPr>
               <w:t>haathu33@gmail.com</w:t>
             </w:r>
           </w:p>
@@ -1269,10 +1213,6 @@
               <w:spacing w:line="360" w:lineRule="auto"/>
             </w:pPr>
             <w:r>
-              <w:rPr>
-                <w:sz w:val="24"/>
-                <w:szCs w:val="24"/>
-              </w:rPr>
               <w:t>0869766309</w:t>
             </w:r>
           </w:p>
@@ -1312,8 +1252,6 @@
             </w:pPr>
             <w:r>
               <w:rPr>
-                <w:sz w:val="24"/>
-                <w:szCs w:val="24"/>
                 <w:lang w:val="en-US"/>
               </w:rPr>
               <w:t>Nguyễn Đắc Hải</w:t>
@@ -1329,10 +1267,6 @@
               <w:spacing w:line="360" w:lineRule="auto"/>
             </w:pPr>
             <w:r>
-              <w:rPr>
-                <w:sz w:val="24"/>
-                <w:szCs w:val="24"/>
-              </w:rPr>
               <w:t>ndachai2003@gmail.com</w:t>
             </w:r>
           </w:p>
@@ -1346,10 +1280,6 @@
               <w:spacing w:line="360" w:lineRule="auto"/>
             </w:pPr>
             <w:r>
-              <w:rPr>
-                <w:sz w:val="24"/>
-                <w:szCs w:val="24"/>
-              </w:rPr>
               <w:t>0866983360</w:t>
             </w:r>
           </w:p>
@@ -1388,10 +1318,6 @@
               <w:jc w:val="left"/>
             </w:pPr>
             <w:r>
-              <w:rPr>
-                <w:sz w:val="24"/>
-                <w:szCs w:val="24"/>
-              </w:rPr>
               <w:t>Dương Thanh Khải</w:t>
             </w:r>
           </w:p>
@@ -1405,10 +1331,6 @@
               <w:spacing w:line="360" w:lineRule="auto"/>
             </w:pPr>
             <w:r>
-              <w:rPr>
-                <w:sz w:val="24"/>
-                <w:szCs w:val="24"/>
-              </w:rPr>
               <w:t>thanhkhai600@gmail.com</w:t>
             </w:r>
           </w:p>
@@ -1422,10 +1344,6 @@
               <w:spacing w:line="360" w:lineRule="auto"/>
             </w:pPr>
             <w:r>
-              <w:rPr>
-                <w:sz w:val="24"/>
-                <w:szCs w:val="24"/>
-              </w:rPr>
               <w:t>0962056510</w:t>
             </w:r>
           </w:p>
@@ -1464,8 +1382,6 @@
             </w:pPr>
             <w:r>
               <w:rPr>
-                <w:sz w:val="24"/>
-                <w:szCs w:val="24"/>
                 <w:lang w:val="en-US"/>
               </w:rPr>
               <w:t>Trần Duy Phước</w:t>
@@ -1481,10 +1397,6 @@
               <w:spacing w:line="360" w:lineRule="auto"/>
             </w:pPr>
             <w:r>
-              <w:rPr>
-                <w:sz w:val="24"/>
-                <w:szCs w:val="24"/>
-              </w:rPr>
               <w:t>phuocbeo321@gmail.com</w:t>
             </w:r>
           </w:p>
@@ -1498,10 +1410,6 @@
               <w:spacing w:line="360" w:lineRule="auto"/>
             </w:pPr>
             <w:r>
-              <w:rPr>
-                <w:sz w:val="24"/>
-                <w:szCs w:val="24"/>
-              </w:rPr>
               <w:t>0389807747</w:t>
             </w:r>
           </w:p>
@@ -1862,16 +1770,7 @@
               <w:jc w:val="center"/>
             </w:pPr>
             <w:r>
-              <w:t>12</w:t>
-            </w:r>
-            <w:r>
-              <w:t>/0</w:t>
-            </w:r>
-            <w:r>
-              <w:t>3</w:t>
-            </w:r>
-            <w:r>
-              <w:t>/2026</w:t>
+              <w:t>18/03/2026</w:t>
             </w:r>
           </w:p>
         </w:tc>
@@ -1883,7 +1782,19 @@
             <w:pPr>
               <w:spacing w:line="360" w:lineRule="auto"/>
               <w:jc w:val="center"/>
-            </w:pPr>
+              <w:rPr>
+                <w:lang w:val="vi-VN"/>
+              </w:rPr>
+            </w:pPr>
+            <w:r>
+              <w:t>Tạo</w:t>
+            </w:r>
+            <w:r>
+              <w:rPr>
+                <w:lang w:val="vi-VN"/>
+              </w:rPr>
+              <w:t xml:space="preserve"> tài liệu</w:t>
+            </w:r>
           </w:p>
         </w:tc>
       </w:tr>
@@ -1910,11 +1821,29 @@
             <w:pPr>
               <w:spacing w:line="360" w:lineRule="auto"/>
               <w:jc w:val="center"/>
-            </w:pPr>
-            <w:r>
+              <w:rPr>
+                <w:lang w:val="vi-VN"/>
+              </w:rPr>
+            </w:pPr>
+            <w:r>
+              <w:rPr>
+                <w:lang w:val="vi-VN"/>
+              </w:rPr>
               <w:t>Dương Thanh Khải</w:t>
             </w:r>
           </w:p>
+          <w:p>
+            <w:pPr>
+              <w:spacing w:line="360" w:lineRule="auto"/>
+              <w:jc w:val="center"/>
+            </w:pPr>
+            <w:r>
+              <w:rPr>
+                <w:lang w:val="en-US"/>
+              </w:rPr>
+              <w:t>Nguyễn Thi Thu Hà</w:t>
+            </w:r>
+          </w:p>
         </w:tc>
         <w:tc>
           <w:tcPr>
@@ -1925,6 +1854,9 @@
               <w:spacing w:line="360" w:lineRule="auto"/>
               <w:jc w:val="center"/>
             </w:pPr>
+            <w:r>
+              <w:t>20/03/2026</w:t>
+            </w:r>
           </w:p>
         </w:tc>
         <w:tc>
@@ -1935,65 +1867,19 @@
             <w:pPr>
               <w:spacing w:line="360" w:lineRule="auto"/>
               <w:jc w:val="center"/>
-            </w:pPr>
-          </w:p>
-        </w:tc>
-      </w:tr>
-      <w:tr>
-        <w:tc>
-          <w:tcPr>
-            <w:tcW w:w="2202" w:type="dxa"/>
-          </w:tcPr>
-          <w:p>
-            <w:pPr>
-              <w:spacing w:line="360" w:lineRule="auto"/>
-              <w:jc w:val="center"/>
-            </w:pPr>
-            <w:r>
-              <w:t>1.2</w:t>
-            </w:r>
-          </w:p>
-        </w:tc>
-        <w:tc>
-          <w:tcPr>
-            <w:tcW w:w="2543" w:type="dxa"/>
-          </w:tcPr>
-          <w:p>
-            <w:pPr>
-              <w:spacing w:line="360" w:lineRule="auto"/>
-              <w:jc w:val="center"/>
-            </w:pPr>
-            <w:r>
-              <w:rPr>
-                <w:lang w:val="en-US"/>
-              </w:rPr>
-              <w:t>Nguyễn Thi Thu Hà</w:t>
-            </w:r>
-          </w:p>
-        </w:tc>
-        <w:tc>
-          <w:tcPr>
-            <w:tcW w:w="2131" w:type="dxa"/>
-          </w:tcPr>
-          <w:p>
-            <w:pPr>
-              <w:spacing w:line="360" w:lineRule="auto"/>
-              <w:jc w:val="center"/>
-            </w:pPr>
-            <w:r>
-              <w:t>20/03/2026</w:t>
-            </w:r>
-          </w:p>
-        </w:tc>
-        <w:tc>
-          <w:tcPr>
-            <w:tcW w:w="2196" w:type="dxa"/>
-          </w:tcPr>
-          <w:p>
-            <w:pPr>
-              <w:spacing w:line="360" w:lineRule="auto"/>
-              <w:jc w:val="center"/>
-            </w:pPr>
+              <w:rPr>
+                <w:lang w:val="vi-VN"/>
+              </w:rPr>
+            </w:pPr>
+            <w:r>
+              <w:t>Chỉnh</w:t>
+            </w:r>
+            <w:r>
+              <w:rPr>
+                <w:lang w:val="vi-VN"/>
+              </w:rPr>
+              <w:t xml:space="preserve"> sửa tài liệu</w:t>
+            </w:r>
           </w:p>
         </w:tc>
       </w:tr>
@@ -2204,11 +2090,19 @@
               <w:spacing w:line="360" w:lineRule="auto"/>
               <w:jc w:val="center"/>
             </w:pPr>
-            <w:r>
-              <w:rPr>
-                <w:lang w:val="en-US"/>
-              </w:rPr>
-              <w:t>…./…./2026</w:t>
+            <w:proofErr w:type="gramStart"/>
+            <w:r>
+              <w:rPr>
+                <w:lang w:val="en-US"/>
+              </w:rPr>
+              <w:t>…./…./</w:t>
+            </w:r>
+            <w:proofErr w:type="gramEnd"/>
+            <w:r>
+              <w:rPr>
+                <w:lang w:val="en-US"/>
+              </w:rPr>
+              <w:t>2026</w:t>
             </w:r>
           </w:p>
         </w:tc>
@@ -2365,11 +2259,19 @@
               <w:spacing w:line="360" w:lineRule="auto"/>
               <w:jc w:val="center"/>
             </w:pPr>
-            <w:r>
-              <w:rPr>
-                <w:lang w:val="en-US"/>
-              </w:rPr>
-              <w:t>…./…./2026</w:t>
+            <w:proofErr w:type="gramStart"/>
+            <w:r>
+              <w:rPr>
+                <w:lang w:val="en-US"/>
+              </w:rPr>
+              <w:t>…./…./</w:t>
+            </w:r>
+            <w:proofErr w:type="gramEnd"/>
+            <w:r>
+              <w:rPr>
+                <w:lang w:val="en-US"/>
+              </w:rPr>
+              <w:t>2026</w:t>
             </w:r>
           </w:p>
         </w:tc>
@@ -2523,11 +2425,19 @@
               <w:spacing w:line="360" w:lineRule="auto"/>
               <w:jc w:val="center"/>
             </w:pPr>
-            <w:r>
-              <w:rPr>
-                <w:lang w:val="en-US"/>
-              </w:rPr>
-              <w:t>…./…./2026</w:t>
+            <w:proofErr w:type="gramStart"/>
+            <w:r>
+              <w:rPr>
+                <w:lang w:val="en-US"/>
+              </w:rPr>
+              <w:t>…./…./</w:t>
+            </w:r>
+            <w:proofErr w:type="gramEnd"/>
+            <w:r>
+              <w:rPr>
+                <w:lang w:val="en-US"/>
+              </w:rPr>
+              <w:t>2026</w:t>
             </w:r>
           </w:p>
         </w:tc>
@@ -2685,11 +2595,19 @@
                 <w:lang w:val="en-US"/>
               </w:rPr>
             </w:pPr>
-            <w:r>
-              <w:rPr>
-                <w:lang w:val="en-US"/>
-              </w:rPr>
-              <w:t>…./…./2026</w:t>
+            <w:proofErr w:type="gramStart"/>
+            <w:r>
+              <w:rPr>
+                <w:lang w:val="en-US"/>
+              </w:rPr>
+              <w:t>…./…./</w:t>
+            </w:r>
+            <w:proofErr w:type="gramEnd"/>
+            <w:r>
+              <w:rPr>
+                <w:lang w:val="en-US"/>
+              </w:rPr>
+              <w:t>2026</w:t>
             </w:r>
           </w:p>
         </w:tc>
@@ -2846,11 +2764,19 @@
               <w:spacing w:line="360" w:lineRule="auto"/>
               <w:jc w:val="center"/>
             </w:pPr>
-            <w:r>
-              <w:rPr>
-                <w:lang w:val="en-US"/>
-              </w:rPr>
-              <w:t>…./…./2026</w:t>
+            <w:proofErr w:type="gramStart"/>
+            <w:r>
+              <w:rPr>
+                <w:lang w:val="en-US"/>
+              </w:rPr>
+              <w:t>…./…./</w:t>
+            </w:r>
+            <w:proofErr w:type="gramEnd"/>
+            <w:r>
+              <w:rPr>
+                <w:lang w:val="en-US"/>
+              </w:rPr>
+              <w:t>2026</w:t>
             </w:r>
           </w:p>
         </w:tc>
@@ -3001,11 +2927,19 @@
               <w:spacing w:line="360" w:lineRule="auto"/>
               <w:jc w:val="center"/>
             </w:pPr>
-            <w:r>
-              <w:rPr>
-                <w:lang w:val="en-US"/>
-              </w:rPr>
-              <w:t>…./…./2026</w:t>
+            <w:proofErr w:type="gramStart"/>
+            <w:r>
+              <w:rPr>
+                <w:lang w:val="en-US"/>
+              </w:rPr>
+              <w:t>…./…./</w:t>
+            </w:r>
+            <w:proofErr w:type="gramEnd"/>
+            <w:r>
+              <w:rPr>
+                <w:lang w:val="en-US"/>
+              </w:rPr>
+              <w:t>2026</w:t>
             </w:r>
           </w:p>
         </w:tc>
@@ -3162,11 +3096,19 @@
               <w:spacing w:line="360" w:lineRule="auto"/>
               <w:jc w:val="center"/>
             </w:pPr>
-            <w:r>
-              <w:rPr>
-                <w:lang w:val="en-US"/>
-              </w:rPr>
-              <w:t>…./…./2026</w:t>
+            <w:proofErr w:type="gramStart"/>
+            <w:r>
+              <w:rPr>
+                <w:lang w:val="en-US"/>
+              </w:rPr>
+              <w:t>…./…./</w:t>
+            </w:r>
+            <w:proofErr w:type="gramEnd"/>
+            <w:r>
+              <w:rPr>
+                <w:lang w:val="en-US"/>
+              </w:rPr>
+              <w:t>2026</w:t>
             </w:r>
           </w:p>
         </w:tc>
@@ -7061,6 +7003,7 @@
       <w:pPr>
         <w:pStyle w:val="Heading1"/>
         <w:spacing w:before="0" w:after="0" w:line="360" w:lineRule="auto"/>
+        <w:jc w:val="both"/>
       </w:pPr>
       <w:bookmarkStart w:id="1" w:name="_Toc228375125"/>
       <w:r>
@@ -9283,8 +9226,16 @@
               <w:rPr>
                 <w:lang w:val="en-US"/>
               </w:rPr>
-              <w:t>Mật khẩu đủ mạnh (chứa ít nhất 8 kí tự, có ký tự đặt biệt )</w:t>
-            </w:r>
+              <w:t xml:space="preserve">Mật khẩu đủ mạnh (chứa ít nhất 8 kí tự, có ký tự đặt </w:t>
+            </w:r>
+            <w:proofErr w:type="gramStart"/>
+            <w:r>
+              <w:rPr>
+                <w:lang w:val="en-US"/>
+              </w:rPr>
+              <w:t>biệt )</w:t>
+            </w:r>
+            <w:proofErr w:type="gramEnd"/>
           </w:p>
         </w:tc>
       </w:tr>
@@ -13523,13 +13474,27 @@
               <w:rPr>
                 <w:lang w:val="en-US"/>
               </w:rPr>
-              <w:t xml:space="preserve">- Quyền đã có </w:t>
-            </w:r>
-            <w:r>
-              <w:rPr>
-                <w:lang w:val="en-US"/>
-              </w:rPr>
-              <w:t xml:space="preserve"> → Thông báo không thể tạo quyền đã có </w:t>
+              <w:t xml:space="preserve">- Quyền đã </w:t>
+            </w:r>
+            <w:proofErr w:type="gramStart"/>
+            <w:r>
+              <w:rPr>
+                <w:lang w:val="en-US"/>
+              </w:rPr>
+              <w:t xml:space="preserve">có </w:t>
+            </w:r>
+            <w:r>
+              <w:rPr>
+                <w:lang w:val="en-US"/>
+              </w:rPr>
+              <w:t xml:space="preserve"> →</w:t>
+            </w:r>
+            <w:proofErr w:type="gramEnd"/>
+            <w:r>
+              <w:rPr>
+                <w:lang w:val="en-US"/>
+              </w:rPr>
+              <w:t xml:space="preserve"> Thông báo không thể tạo quyền đã có </w:t>
             </w:r>
           </w:p>
           <w:p>
@@ -13545,13 +13510,27 @@
               <w:rPr>
                 <w:lang w:val="en-US"/>
               </w:rPr>
-              <w:t xml:space="preserve">- Quyền chưa có </w:t>
-            </w:r>
-            <w:r>
-              <w:rPr>
-                <w:lang w:val="en-US"/>
-              </w:rPr>
-              <w:t xml:space="preserve"> → Tạo mới quyền </w:t>
+              <w:t xml:space="preserve">- Quyền chưa </w:t>
+            </w:r>
+            <w:proofErr w:type="gramStart"/>
+            <w:r>
+              <w:rPr>
+                <w:lang w:val="en-US"/>
+              </w:rPr>
+              <w:t xml:space="preserve">có </w:t>
+            </w:r>
+            <w:r>
+              <w:rPr>
+                <w:lang w:val="en-US"/>
+              </w:rPr>
+              <w:t xml:space="preserve"> →</w:t>
+            </w:r>
+            <w:proofErr w:type="gramEnd"/>
+            <w:r>
+              <w:rPr>
+                <w:lang w:val="en-US"/>
+              </w:rPr>
+              <w:t xml:space="preserve"> Tạo mới quyền </w:t>
             </w:r>
           </w:p>
           <w:p>
@@ -14279,7 +14258,21 @@
               <w:rPr>
                 <w:lang w:val="en-US"/>
               </w:rPr>
-              <w:t xml:space="preserve">Số lớp (vd: 1,2,3,.. → 10/1) </w:t>
+              <w:t>Số lớp (vd: 1,</w:t>
+            </w:r>
+            <w:proofErr w:type="gramStart"/>
+            <w:r>
+              <w:rPr>
+                <w:lang w:val="en-US"/>
+              </w:rPr>
+              <w:t>2,3,..</w:t>
+            </w:r>
+            <w:proofErr w:type="gramEnd"/>
+            <w:r>
+              <w:rPr>
+                <w:lang w:val="en-US"/>
+              </w:rPr>
+              <w:t xml:space="preserve"> → 10/1) </w:t>
             </w:r>
           </w:p>
           <w:p>
@@ -15161,7 +15154,23 @@
                 <w:rFonts w:ascii="Caudex" w:eastAsia="Caudex" w:hAnsi="Caudex" w:cs="Caudex"/>
                 <w:lang w:val="en-US"/>
               </w:rPr>
-              <w:t xml:space="preserve">Số lớp (vd: 1,2,3,.. → 10/1) </w:t>
+              <w:t>Số lớp (vd: 1,</w:t>
+            </w:r>
+            <w:proofErr w:type="gramStart"/>
+            <w:r>
+              <w:rPr>
+                <w:rFonts w:ascii="Caudex" w:eastAsia="Caudex" w:hAnsi="Caudex" w:cs="Caudex"/>
+                <w:lang w:val="en-US"/>
+              </w:rPr>
+              <w:t>2,3,..</w:t>
+            </w:r>
+            <w:proofErr w:type="gramEnd"/>
+            <w:r>
+              <w:rPr>
+                <w:rFonts w:ascii="Caudex" w:eastAsia="Caudex" w:hAnsi="Caudex" w:cs="Caudex"/>
+                <w:lang w:val="en-US"/>
+              </w:rPr>
+              <w:t xml:space="preserve"> → 10/1) </w:t>
             </w:r>
           </w:p>
           <w:p>
@@ -15394,7 +15403,14 @@
               <w:rPr>
                 <w:lang w:val="en-US"/>
               </w:rPr>
-              <w:t>Hợp lệ → Tạo</w:t>
+              <w:t xml:space="preserve">Hợp lệ → </w:t>
+            </w:r>
+            <w:proofErr w:type="gramStart"/>
+            <w:r>
+              <w:rPr>
+                <w:lang w:val="en-US"/>
+              </w:rPr>
+              <w:t>Tạo</w:t>
             </w:r>
             <w:r>
               <w:rPr>
@@ -15406,7 +15422,14 @@
               <w:rPr>
                 <w:lang w:val="en-US"/>
               </w:rPr>
-              <w:t xml:space="preserve"> lớp kèm giáo viên chủ nhiệm thành công</w:t>
+              <w:t xml:space="preserve"> lớp</w:t>
+            </w:r>
+            <w:proofErr w:type="gramEnd"/>
+            <w:r>
+              <w:rPr>
+                <w:lang w:val="en-US"/>
+              </w:rPr>
+              <w:t xml:space="preserve"> kèm giáo viên chủ nhiệm thành công</w:t>
             </w:r>
           </w:p>
           <w:p>
@@ -18528,7 +18551,19 @@
               <w:jc w:val="left"/>
             </w:pPr>
             <w:r>
-              <w:t>4.1.1.Cho phép lọc theo các tiêu chí:</w:t>
+              <w:t>4.1.</w:t>
+            </w:r>
+            <w:proofErr w:type="gramStart"/>
+            <w:r>
+              <w:t>1.Cho</w:t>
+            </w:r>
+            <w:proofErr w:type="gramEnd"/>
+            <w:r>
+              <w:t xml:space="preserve"> phép lọc theo các tiêu </w:t>
+            </w:r>
+            <w:proofErr w:type="gramStart"/>
+            <w:r>
+              <w:t>chí:</w:t>
             </w:r>
             <w:r>
               <w:rPr>
@@ -18536,6 +18571,7 @@
               </w:rPr>
               <w:t>:</w:t>
             </w:r>
+            <w:proofErr w:type="gramEnd"/>
           </w:p>
           <w:p>
             <w:pPr>
@@ -28763,12 +28799,14 @@
               </w:rPr>
               <w:t xml:space="preserve">"Thông báo" </w:t>
             </w:r>
+            <w:proofErr w:type="gramStart"/>
             <w:r>
               <w:rPr>
                 <w:lang w:val="en-US"/>
               </w:rPr>
               <w:t>chọn  “</w:t>
             </w:r>
+            <w:proofErr w:type="gramEnd"/>
             <w:r>
               <w:rPr>
                 <w:b/>
@@ -32104,7 +32142,21 @@
               <w:rPr>
                 <w:lang w:val="en-US"/>
               </w:rPr>
-              <w:t>Mật khẩu mới phải:Đáp ứng quy định bảo mật của hệ thống</w:t>
+              <w:t xml:space="preserve">Mật khẩu mới </w:t>
+            </w:r>
+            <w:proofErr w:type="gramStart"/>
+            <w:r>
+              <w:rPr>
+                <w:lang w:val="en-US"/>
+              </w:rPr>
+              <w:t>phải:Đáp</w:t>
+            </w:r>
+            <w:proofErr w:type="gramEnd"/>
+            <w:r>
+              <w:rPr>
+                <w:lang w:val="en-US"/>
+              </w:rPr>
+              <w:t xml:space="preserve"> ứng quy định bảo mật của hệ thống</w:t>
             </w:r>
           </w:p>
         </w:tc>
@@ -36658,14 +36710,23 @@
                 <w:bCs/>
                 <w:lang w:val="en-US"/>
               </w:rPr>
-              <w:t xml:space="preserve"> của học sinh</w:t>
-            </w:r>
+              <w:t xml:space="preserve"> của học </w:t>
+            </w:r>
+            <w:proofErr w:type="gramStart"/>
             <w:r>
               <w:rPr>
                 <w:b/>
                 <w:bCs/>
                 <w:lang w:val="en-US"/>
               </w:rPr>
+              <w:t>sinh</w:t>
+            </w:r>
+            <w:r>
+              <w:rPr>
+                <w:b/>
+                <w:bCs/>
+                <w:lang w:val="en-US"/>
+              </w:rPr>
               <w:t xml:space="preserve">”  </w:t>
             </w:r>
             <w:r>
@@ -36674,6 +36735,7 @@
               </w:rPr>
               <w:t>hay</w:t>
             </w:r>
+            <w:proofErr w:type="gramEnd"/>
             <w:r>
               <w:rPr>
                 <w:b/>
@@ -45324,16 +45386,8 @@
           <w:p>
             <w:pPr>
               <w:spacing w:before="60" w:after="60" w:line="360" w:lineRule="auto"/>
-              <w:rPr>
-                <w:b/>
-                <w:bCs/>
-              </w:rPr>
-            </w:pPr>
-            <w:r>
-              <w:rPr>
-                <w:b/>
-                <w:bCs/>
-              </w:rPr>
+            </w:pPr>
+            <w:r>
               <w:t>Sprint 1</w:t>
             </w:r>
           </w:p>
@@ -45357,16 +45411,8 @@
           <w:p>
             <w:pPr>
               <w:spacing w:before="60" w:after="60" w:line="360" w:lineRule="auto"/>
-              <w:rPr>
-                <w:b/>
-                <w:bCs/>
-              </w:rPr>
-            </w:pPr>
-            <w:r>
-              <w:rPr>
-                <w:b/>
-                <w:bCs/>
-              </w:rPr>
+            </w:pPr>
+            <w:r>
               <w:t>PB01, PB02, PB03, PB04, PB05, PB06, PB07, PB08, PB09, PB10, PB11, PB12, PB13</w:t>
             </w:r>
           </w:p>
@@ -45391,17 +45437,9 @@
             <w:pPr>
               <w:spacing w:before="60" w:after="60" w:line="360" w:lineRule="auto"/>
               <w:jc w:val="left"/>
-              <w:rPr>
-                <w:b/>
-                <w:bCs/>
-              </w:rPr>
-            </w:pPr>
-            <w:r>
-              <w:rPr>
-                <w:b/>
-                <w:bCs/>
-              </w:rPr>
-              <w:t>12/03/2026</w:t>
+            </w:pPr>
+            <w:r>
+              <w:t>20/03/2026</w:t>
             </w:r>
           </w:p>
         </w:tc>
@@ -45425,17 +45463,9 @@
             <w:pPr>
               <w:spacing w:before="60" w:after="60" w:line="360" w:lineRule="auto"/>
               <w:jc w:val="left"/>
-              <w:rPr>
-                <w:b/>
-                <w:bCs/>
-              </w:rPr>
-            </w:pPr>
-            <w:r>
-              <w:rPr>
-                <w:b/>
-                <w:bCs/>
-              </w:rPr>
-              <w:t>30/03/2026</w:t>
+            </w:pPr>
+            <w:r>
+              <w:t>04/04/2026</w:t>
             </w:r>
           </w:p>
         </w:tc>
@@ -45460,16 +45490,8 @@
           <w:p>
             <w:pPr>
               <w:spacing w:before="60" w:after="60" w:line="360" w:lineRule="auto"/>
-              <w:rPr>
-                <w:b/>
-                <w:bCs/>
-              </w:rPr>
-            </w:pPr>
-            <w:r>
-              <w:rPr>
-                <w:b/>
-                <w:bCs/>
-              </w:rPr>
+            </w:pPr>
+            <w:r>
               <w:t>Sprint 2</w:t>
             </w:r>
           </w:p>
@@ -45493,16 +45515,8 @@
           <w:p>
             <w:pPr>
               <w:spacing w:before="60" w:after="60" w:line="360" w:lineRule="auto"/>
-              <w:rPr>
-                <w:b/>
-                <w:bCs/>
-              </w:rPr>
-            </w:pPr>
-            <w:r>
-              <w:rPr>
-                <w:b/>
-                <w:bCs/>
-              </w:rPr>
+            </w:pPr>
+            <w:r>
               <w:t>PB14, PB15, PB16, PB17, PB18, PB19, PB20, PB21, PB22, PB23, PB24</w:t>
             </w:r>
           </w:p>
@@ -45527,17 +45541,9 @@
             <w:pPr>
               <w:spacing w:before="60" w:after="60" w:line="360" w:lineRule="auto"/>
               <w:jc w:val="left"/>
-              <w:rPr>
-                <w:b/>
-                <w:bCs/>
-              </w:rPr>
-            </w:pPr>
-            <w:r>
-              <w:rPr>
-                <w:b/>
-                <w:bCs/>
-              </w:rPr>
-              <w:t>31/03/2026</w:t>
+            </w:pPr>
+            <w:r>
+              <w:t>05/04/2026</w:t>
             </w:r>
           </w:p>
         </w:tc>
@@ -45561,16 +45567,8 @@
             <w:pPr>
               <w:spacing w:before="60" w:after="60" w:line="360" w:lineRule="auto"/>
               <w:jc w:val="left"/>
-              <w:rPr>
-                <w:b/>
-                <w:bCs/>
-              </w:rPr>
-            </w:pPr>
-            <w:r>
-              <w:rPr>
-                <w:b/>
-                <w:bCs/>
-              </w:rPr>
+            </w:pPr>
+            <w:r>
               <w:t>20/04/2026</w:t>
             </w:r>
           </w:p>
@@ -45596,16 +45594,8 @@
           <w:p>
             <w:pPr>
               <w:spacing w:before="60" w:after="60" w:line="360" w:lineRule="auto"/>
-              <w:rPr>
-                <w:b/>
-                <w:bCs/>
-              </w:rPr>
-            </w:pPr>
-            <w:r>
-              <w:rPr>
-                <w:b/>
-                <w:bCs/>
-              </w:rPr>
+            </w:pPr>
+            <w:r>
               <w:t>Sprint 3</w:t>
             </w:r>
           </w:p>
@@ -45629,16 +45619,8 @@
           <w:p>
             <w:pPr>
               <w:spacing w:before="60" w:after="60" w:line="360" w:lineRule="auto"/>
-              <w:rPr>
-                <w:b/>
-                <w:bCs/>
-              </w:rPr>
-            </w:pPr>
-            <w:r>
-              <w:rPr>
-                <w:b/>
-                <w:bCs/>
-              </w:rPr>
+            </w:pPr>
+            <w:r>
               <w:t>PB25, PB26, PB27, PB28, PB29, PB30, PB31, PB32, PB33, PB34, PB35, PB36, PB37, PB38, PB39, PB40, PB41, PB42</w:t>
             </w:r>
           </w:p>
@@ -45663,16 +45645,8 @@
             <w:pPr>
               <w:spacing w:before="60" w:after="60" w:line="360" w:lineRule="auto"/>
               <w:jc w:val="left"/>
-              <w:rPr>
-                <w:b/>
-                <w:bCs/>
-              </w:rPr>
-            </w:pPr>
-            <w:r>
-              <w:rPr>
-                <w:b/>
-                <w:bCs/>
-              </w:rPr>
+            </w:pPr>
+            <w:r>
               <w:t>21/04/2026</w:t>
             </w:r>
           </w:p>
@@ -45697,17 +45671,9 @@
             <w:pPr>
               <w:spacing w:before="60" w:after="60" w:line="360" w:lineRule="auto"/>
               <w:jc w:val="left"/>
-              <w:rPr>
-                <w:b/>
-                <w:bCs/>
-              </w:rPr>
-            </w:pPr>
-            <w:r>
-              <w:rPr>
-                <w:b/>
-                <w:bCs/>
-              </w:rPr>
-              <w:t>15/05/2026</w:t>
+            </w:pPr>
+            <w:r>
+              <w:t>08/05/2026</w:t>
             </w:r>
           </w:p>
         </w:tc>
